--- a/CRM_ASICXXI_Spec_ClaudeCode.docx
+++ b/CRM_ASICXXI_Spec_ClaudeCode.docx
@@ -12303,6 +12303,190 @@
           <w:szCs w:val="18"/>
         </w:rPr>
         <w:t>alembic history --verbose</w:t>
+      </w:r>
+    </w:p>
+    <w:p>
+      <w:pPr>
+        <w:spacing w:before="400"/>
+      </w:pPr>
+    </w:p>
+    <w:p>
+      <w:pPr>
+        <w:pBdr>
+          <w:bottom w:val="single" w:sz="12" w:space="4" w:color="1C2B3A"/>
+        </w:pBdr>
+        <w:spacing w:after="120"/>
+      </w:pPr>
+      <w:r>
+        <w:rPr>
+          <w:b/>
+          <w:bCs/>
+          <w:color w:val="1C2B3A"/>
+          <w:sz w:val="40"/>
+          <w:szCs w:val="40"/>
+        </w:rPr>
+        <w:t>Sprint 5 — Agentes IA con Memoria Corporativa</w:t>
+      </w:r>
+    </w:p>
+    <w:p>
+      <w:pPr>
+        <w:spacing w:before="40" w:after="80"/>
+      </w:pPr>
+      <w:r>
+        <w:rPr>
+          <w:color w:val="444444"/>
+        </w:rPr>
+        <w:t>Objetivo: transformar el CRM en un sistema que aprende de los resultados comerciales. Tres agentes especializados analizan cada oportunidad desde perspectivas distintas y, con el tiempo, aprenden de los patrones de éxito y fracaso del equipo.</w:t>
+      </w:r>
+    </w:p>
+    <w:p>
+      <w:pPr>
+        <w:pStyle w:val="Ttulo2"/>
+      </w:pPr>
+      <w:r>
+        <w:t>5A — Tres agentes con roles diferenciados</w:t>
+      </w:r>
+    </w:p>
+    <w:p>
+      <w:pPr>
+        <w:spacing w:before="40" w:after="80"/>
+      </w:pPr>
+      <w:r>
+        <w:rPr>
+          <w:color w:val="444444"/>
+        </w:rPr>
+        <w:t>Implementar tres Assistants en OpenAI, cada uno con su system prompt de rol específico. Los tres se ejecutan en paralelo al pulsar “Analizar con IA” y devuelven sus perspectivas en secciones separadas de la ficha.</w:t>
+      </w:r>
+    </w:p>
+    <w:p>
+      <w:pPr>
+        <w:spacing w:before="40" w:after="80"/>
+      </w:pPr>
+      <w:r>
+        <w:rPr>
+          <w:color w:val="444444"/>
+        </w:rPr>
+        <w:t>Agente “Cliente” (perspectiva del comprador): Se pone en la piel del cliente. Analiza qué está pensando realmente, qué objeciones no ha dicho en voz alta y qué le frenaría de cerrar. System prompt orientado a empatía y psicología de compra B2B.</w:t>
+      </w:r>
+    </w:p>
+    <w:p>
+      <w:pPr>
+        <w:spacing w:before="40" w:after="80"/>
+      </w:pPr>
+      <w:r>
+        <w:rPr>
+          <w:color w:val="444444"/>
+        </w:rPr>
+        <w:t>Agente “Comercial” (táctica y siguiente movimiento): Analiza desde la perspectiva del vendedor experto. Detecta errores del comercial, propone lo que haría un top performer y define el movimiento concreto más efectivo ahora mismo.</w:t>
+      </w:r>
+    </w:p>
+    <w:p>
+      <w:pPr>
+        <w:spacing w:before="40" w:after="80"/>
+      </w:pPr>
+      <w:r>
+        <w:rPr>
+          <w:color w:val="444444"/>
+        </w:rPr>
+        <w:t>Agente “Memoria Corporativa” (aprendizaje del histórico): El más diferencial. Consulta el histórico de oportunidades cerradas (ganadas y perdidas) para detectar patrones. Responde con casos similares: qué se hizo bien, qué se hizo mal, qué probabilidad real tiene esta oportunidad basándose en histórico.</w:t>
+      </w:r>
+    </w:p>
+    <w:p>
+      <w:pPr>
+        <w:pStyle w:val="Ttulo2"/>
+      </w:pPr>
+      <w:r>
+        <w:t>5B — Infraestructura de memoria</w:t>
+      </w:r>
+    </w:p>
+    <w:p>
+      <w:pPr>
+        <w:spacing w:before="40" w:after="80"/>
+      </w:pPr>
+      <w:r>
+        <w:rPr>
+          <w:color w:val="444444"/>
+        </w:rPr>
+        <w:t>Fase 1 — Historial en BD (arranque del sprint): Cuando se cierra una oportunidad (ganada o perdida), se guarda automáticamente un snapshot en una nueva tabla opportunity_outcomes con: stage history, actividades realizadas, tareas completadas, tiempo en cada stage, resultado final y motivo de pérdida. Esta tabla es la base de datos de aprendizaje.</w:t>
+      </w:r>
+    </w:p>
+    <w:p>
+      <w:pPr>
+        <w:spacing w:before="40" w:after="80"/>
+      </w:pPr>
+      <w:r>
+        <w:rPr>
+          <w:color w:val="444444"/>
+        </w:rPr>
+        <w:t>Fase 2 — Vector store con pgvector (cuando haya 20+ oportunidades cerradas): Activar la extensión pgvector en PostgreSQL de Railway. Indexar cada oportunidad cerrada como embedding. El agente de Memoria busca los N casos más similares (mismo sector, mismo stage, valor similar) antes de generar su análisis. Esto convierte el CRM en un sistema RAG (Retrieval Augmented Generation).</w:t>
+      </w:r>
+    </w:p>
+    <w:p>
+      <w:pPr>
+        <w:pStyle w:val="Ttulo2"/>
+      </w:pPr>
+      <w:r>
+        <w:t>5C — UI: Panel de tres perspectivas</w:t>
+      </w:r>
+    </w:p>
+    <w:p>
+      <w:pPr>
+        <w:spacing w:before="40" w:after="80"/>
+      </w:pPr>
+      <w:r>
+        <w:rPr>
+          <w:color w:val="444444"/>
+        </w:rPr>
+        <w:t>Rediseñar el bloque IA de la ficha de oportunidad para mostrar tres paneles colapsables, uno por agente. Cada panel muestra: icono y nombre del agente, su análisis específico, y la fecha del último análisis. El botón “Analizar con IA” lanza los tres en paralelo (Promise.all). Se mantiene el mini-chat existente, que usa el agente Comercial por defecto.</w:t>
+      </w:r>
+    </w:p>
+    <w:p>
+      <w:pPr>
+        <w:pStyle w:val="Ttulo2"/>
+      </w:pPr>
+      <w:r>
+        <w:t>5D — Feedback loop y mejora continua</w:t>
+      </w:r>
+    </w:p>
+    <w:p>
+      <w:pPr>
+        <w:spacing w:before="40" w:after="80"/>
+      </w:pPr>
+      <w:r>
+        <w:rPr>
+          <w:color w:val="444444"/>
+        </w:rPr>
+        <w:t>Al cerrar una oportunidad, mostrar un formulario de retrospectiva: qué funcionó, qué no funcionó, valoración del análisis IA (fue útil / no fue útil). Este feedback se guarda en opportunity_outcomes y se usa para refinar los system prompts de los agentes con el tiempo.</w:t>
+      </w:r>
+    </w:p>
+    <w:p>
+      <w:pPr>
+        <w:spacing w:before="40" w:after="80"/>
+      </w:pPr>
+      <w:r>
+        <w:rPr>
+          <w:color w:val="444444"/>
+        </w:rPr>
+        <w:t>Modelo recomendado: gpt-4.1 para agentes Cliente y Comercial (velocidad y coste). Para el agente de Memoria Corporativa, considerar gpt-4o o superior cuando tenga suficientes datos históricos que justifiquen mayor razonamiento.</w:t>
+      </w:r>
+    </w:p>
+    <w:p>
+      <w:pPr>
+        <w:pStyle w:val="Ttulo2"/>
+      </w:pPr>
+      <w:r>
+        <w:t>Dependencias técnicas Sprint 5</w:t>
+      </w:r>
+    </w:p>
+    <w:p>
+      <w:pPr>
+        <w:spacing w:before="40" w:after="80"/>
+      </w:pPr>
+      <w:r>
+        <w:rPr>
+          <w:color w:val="444444"/>
+        </w:rPr>
+        <w:t>Nueva tabla: opportunity_outcomes (snapshot de oportunidad al cierre). Extensión pgvector en Railway PostgreSQL (Fase 2). Tres Assistant IDs configurados en .env: OPENAI_AGENT_CLIENT_ID, OPENAI_AGENT_SALES_ID, OPENAI_AGENT_MEMORY_ID. Los agentes son opcionales: si no están configurados, el sistema usa Chat Completions con el system prompt de rol correspondiente (degradación elegante).</w:t>
       </w:r>
     </w:p>
     <w:sectPr>
